--- a/templates/2. Requirement Analysis/Solution Requirements.docx
+++ b/templates/2. Requirement Analysis/Solution Requirements.docx
@@ -308,17 +308,18 @@
         <w:tc>
           <w:tcPr/>
           <w:p>
-            <w:pPr>
-              <w:rPr>
-                <w:b w:val="1"/>
-              </w:rPr>
-            </w:pPr>
-            <w:r>
-              <w:rPr>
-                <w:b w:val="1"/>
-                <w:rtl w:val="0"/>
-              </w:rPr>
-              <w:t xml:space="preserve">Functional Requirement (Epic)</w:t>
+            <w:r>
+              <w:t>Functional Requirements:</w:t>
+              <w:br/>
+              <w:t>- User authentication</w:t>
+              <w:br/>
+              <w:t>- Temple list directory</w:t>
+              <w:br/>
+              <w:t>- Slot reservation grid</w:t>
+              <w:br/>
+              <w:t>- Offline QR gate verification</w:t>
+              <w:br/>
+              <w:t>- Donation tracking</w:t>
             </w:r>
           </w:p>
         </w:tc>
@@ -773,17 +774,18 @@
         <w:tc>
           <w:tcPr/>
           <w:p>
-            <w:pPr>
-              <w:rPr>
-                <w:b w:val="1"/>
-              </w:rPr>
-            </w:pPr>
-            <w:r>
-              <w:rPr>
-                <w:b w:val="1"/>
-                <w:rtl w:val="0"/>
-              </w:rPr>
-              <w:t xml:space="preserve">Non-Functional Requirement</w:t>
+            <w:r>
+              <w:t>Functional Requirements:</w:t>
+              <w:br/>
+              <w:t>- User authentication</w:t>
+              <w:br/>
+              <w:t>- Temple list directory</w:t>
+              <w:br/>
+              <w:t>- Slot reservation grid</w:t>
+              <w:br/>
+              <w:t>- Offline QR gate verification</w:t>
+              <w:br/>
+              <w:t>- Donation tracking</w:t>
             </w:r>
           </w:p>
         </w:tc>
